--- a/klagomål/A 9083-2026 FSC-klagomål.docx
+++ b/klagomål/A 9083-2026 FSC-klagomål.docx
@@ -1588,7 +1588,7 @@
     <w:r>
       <w:tab/>
       <w:tab/>
-      <w:t>2026-03-26</w:t>
+      <w:t>2026-03-27</w:t>
       <w:br/>
       <w:br/>
     </w:r>

--- a/klagomål/A 9083-2026 FSC-klagomål.docx
+++ b/klagomål/A 9083-2026 FSC-klagomål.docx
@@ -1588,7 +1588,7 @@
     <w:r>
       <w:tab/>
       <w:tab/>
-      <w:t>2026-03-27</w:t>
+      <w:t>2026-03-28</w:t>
       <w:br/>
       <w:br/>
     </w:r>

--- a/klagomål/A 9083-2026 FSC-klagomål.docx
+++ b/klagomål/A 9083-2026 FSC-klagomål.docx
@@ -1588,7 +1588,7 @@
     <w:r>
       <w:tab/>
       <w:tab/>
-      <w:t>2026-03-28</w:t>
+      <w:t>2026-03-29</w:t>
       <w:br/>
       <w:br/>
     </w:r>

--- a/klagomål/A 9083-2026 FSC-klagomål.docx
+++ b/klagomål/A 9083-2026 FSC-klagomål.docx
@@ -1588,7 +1588,7 @@
     <w:r>
       <w:tab/>
       <w:tab/>
-      <w:t>2026-03-29</w:t>
+      <w:t>2026-03-30</w:t>
       <w:br/>
       <w:br/>
     </w:r>

--- a/klagomål/A 9083-2026 FSC-klagomål.docx
+++ b/klagomål/A 9083-2026 FSC-klagomål.docx
@@ -1588,7 +1588,7 @@
     <w:r>
       <w:tab/>
       <w:tab/>
-      <w:t>2026-03-30</w:t>
+      <w:t>2026-03-31</w:t>
       <w:br/>
       <w:br/>
     </w:r>

--- a/klagomål/A 9083-2026 FSC-klagomål.docx
+++ b/klagomål/A 9083-2026 FSC-klagomål.docx
@@ -1588,7 +1588,7 @@
     <w:r>
       <w:tab/>
       <w:tab/>
-      <w:t>2026-03-31</w:t>
+      <w:t>2026-04-01</w:t>
       <w:br/>
       <w:br/>
     </w:r>

--- a/klagomål/A 9083-2026 FSC-klagomål.docx
+++ b/klagomål/A 9083-2026 FSC-klagomål.docx
@@ -1588,7 +1588,7 @@
     <w:r>
       <w:tab/>
       <w:tab/>
-      <w:t>2026-04-01</w:t>
+      <w:t>2026-04-02</w:t>
       <w:br/>
       <w:br/>
     </w:r>

--- a/klagomål/A 9083-2026 FSC-klagomål.docx
+++ b/klagomål/A 9083-2026 FSC-klagomål.docx
@@ -1588,7 +1588,7 @@
     <w:r>
       <w:tab/>
       <w:tab/>
-      <w:t>2026-04-02</w:t>
+      <w:t>2026-04-03</w:t>
       <w:br/>
       <w:br/>
     </w:r>

--- a/klagomål/A 9083-2026 FSC-klagomål.docx
+++ b/klagomål/A 9083-2026 FSC-klagomål.docx
@@ -1588,7 +1588,7 @@
     <w:r>
       <w:tab/>
       <w:tab/>
-      <w:t>2026-04-03</w:t>
+      <w:t>2026-04-04</w:t>
       <w:br/>
       <w:br/>
     </w:r>

--- a/klagomål/A 9083-2026 FSC-klagomål.docx
+++ b/klagomål/A 9083-2026 FSC-klagomål.docx
@@ -1588,7 +1588,7 @@
     <w:r>
       <w:tab/>
       <w:tab/>
-      <w:t>2026-04-04</w:t>
+      <w:t>2026-04-05</w:t>
       <w:br/>
       <w:br/>
     </w:r>

--- a/klagomål/A 9083-2026 FSC-klagomål.docx
+++ b/klagomål/A 9083-2026 FSC-klagomål.docx
@@ -1597,7 +1597,7 @@
     <w:r>
       <w:tab/>
       <w:tab/>
-      <w:t>2026-04-14</w:t>
+      <w:t>2026-04-15</w:t>
       <w:br/>
       <w:br/>
     </w:r>

--- a/klagomål/A 9083-2026 FSC-klagomål.docx
+++ b/klagomål/A 9083-2026 FSC-klagomål.docx
@@ -1597,7 +1597,7 @@
     <w:r>
       <w:tab/>
       <w:tab/>
-      <w:t>2026-04-15</w:t>
+      <w:t>2026-04-16</w:t>
       <w:br/>
       <w:br/>
     </w:r>

--- a/klagomål/A 9083-2026 FSC-klagomål.docx
+++ b/klagomål/A 9083-2026 FSC-klagomål.docx
@@ -1597,7 +1597,7 @@
     <w:r>
       <w:tab/>
       <w:tab/>
-      <w:t>2026-04-16</w:t>
+      <w:t>2026-04-17</w:t>
       <w:br/>
       <w:br/>
     </w:r>

--- a/klagomål/A 9083-2026 FSC-klagomål.docx
+++ b/klagomål/A 9083-2026 FSC-klagomål.docx
@@ -1597,7 +1597,7 @@
     <w:r>
       <w:tab/>
       <w:tab/>
-      <w:t>2026-04-17</w:t>
+      <w:t>2026-04-18</w:t>
       <w:br/>
       <w:br/>
     </w:r>

--- a/klagomål/A 9083-2026 FSC-klagomål.docx
+++ b/klagomål/A 9083-2026 FSC-klagomål.docx
@@ -1597,7 +1597,7 @@
     <w:r>
       <w:tab/>
       <w:tab/>
-      <w:t>2026-04-18</w:t>
+      <w:t>2026-04-19</w:t>
       <w:br/>
       <w:br/>
     </w:r>

--- a/klagomål/A 9083-2026 FSC-klagomål.docx
+++ b/klagomål/A 9083-2026 FSC-klagomål.docx
@@ -1597,7 +1597,7 @@
     <w:r>
       <w:tab/>
       <w:tab/>
-      <w:t>2026-04-19</w:t>
+      <w:t>2026-04-20</w:t>
       <w:br/>
       <w:br/>
     </w:r>

--- a/klagomål/A 9083-2026 FSC-klagomål.docx
+++ b/klagomål/A 9083-2026 FSC-klagomål.docx
@@ -1597,7 +1597,7 @@
     <w:r>
       <w:tab/>
       <w:tab/>
-      <w:t>2026-04-20</w:t>
+      <w:t>2026-04-21</w:t>
       <w:br/>
       <w:br/>
     </w:r>
